--- a/deliveries/2026-09-03/02_Procurement_Guides/GUIDE_20260903_01_China_Export_License_Customs.docx
+++ b/deliveries/2026-09-03/02_Procurement_Guides/GUIDE_20260903_01_China_Export_License_Customs.docx
@@ -4,7 +4,7 @@
   <w:body>
     <w:p>
       <w:pPr>
-        <w:pStyle w:val="Title"/>
+        <w:pStyle w:val="Heading1"/>
       </w:pPr>
       <w:r>
         <w:t>China-Side Vehicle Export Licence and Customs Documents: the Order an Exporter Must Follow</w:t>
@@ -12,7 +12,7 @@
     </w:p>
     <w:p>
       <w:pPr>
-        <w:pStyle w:val="Heading1"/>
+        <w:pStyle w:val="Heading2"/>
       </w:pPr>
       <w:r>
         <w:t>SEO Metadata</w:t>
@@ -146,7 +146,7 @@
     </w:p>
     <w:p>
       <w:pPr>
-        <w:pStyle w:val="Heading1"/>
+        <w:pStyle w:val="Heading2"/>
       </w:pPr>
       <w:r>
         <w:t>Why This Page Exists</w:t>
@@ -168,7 +168,7 @@
     </w:p>
     <w:p>
       <w:pPr>
-        <w:pStyle w:val="Heading1"/>
+        <w:pStyle w:val="Heading2"/>
       </w:pPr>
       <w:r>
         <w:t>Step 1 — Confirm Which Licence Regime Your Vehicle Falls Under</w:t>
@@ -255,7 +255,7 @@
     </w:p>
     <w:p>
       <w:pPr>
-        <w:pStyle w:val="Heading1"/>
+        <w:pStyle w:val="Heading2"/>
       </w:pPr>
       <w:r>
         <w:t>Step 2 — The Annual Licence Filing (qualification before volume)</w:t>
@@ -286,7 +286,7 @@
     </w:p>
     <w:p>
       <w:pPr>
-        <w:pStyle w:val="Heading1"/>
+        <w:pStyle w:val="Heading2"/>
       </w:pPr>
       <w:r>
         <w:t>Step 3 — The Used-Car 180-Day Rule (a hard, dated requirement)</w:t>
@@ -321,7 +321,7 @@
     </w:p>
     <w:p>
       <w:pPr>
-        <w:pStyle w:val="Heading1"/>
+        <w:pStyle w:val="Heading2"/>
       </w:pPr>
       <w:r>
         <w:t>Step 4 — Build the Export Document Chain in a Consistent Order</w:t>
@@ -446,7 +446,7 @@
     </w:p>
     <w:p>
       <w:pPr>
-        <w:pStyle w:val="Heading1"/>
+        <w:pStyle w:val="Heading2"/>
       </w:pPr>
       <w:r>
         <w:t>Step 5 — Enterprise/Product Admission Behind the Paperwork</w:t>
@@ -477,7 +477,7 @@
     </w:p>
     <w:p>
       <w:pPr>
-        <w:pStyle w:val="Heading1"/>
+        <w:pStyle w:val="Heading2"/>
       </w:pPr>
       <w:r>
         <w:t>What This Guide Recommends You Check Before Booking</w:t>
@@ -564,7 +564,7 @@
     </w:p>
     <w:p>
       <w:pPr>
-        <w:pStyle w:val="Heading1"/>
+        <w:pStyle w:val="Heading2"/>
       </w:pPr>
       <w:r>
         <w:t>Frequently Asked Questions</w:t>
@@ -578,8 +578,10 @@
         <w:t>Does every car exporter need the same permit?</w:t>
       </w:r>
       <w:r>
-        <w:t xml:space="preserve"> No — BEV passenger cars, used cars and conventional vehicles sit under different tracks; confirm the regime and HS code for the product. </w:t>
+        <w:t xml:space="preserve"> No — BEV passenger cars, used cars and conventional vehicles sit under different tracks; confirm the regime and HS code for the product.</w:t>
       </w:r>
+    </w:p>
+    <w:p>
       <w:r>
         <w:rPr>
           <w:b/>
@@ -587,8 +589,10 @@
         <w:t>What is the 180-day used-car rule?</w:t>
       </w:r>
       <w:r>
-        <w:t xml:space="preserve"> From 1 Jan 2026, a vehicle registered ≤180 days before the export-licence application needs the OEM's after-sales maintenance confirmation or the licence will not be issued (per the four-ministry notice; re-verify before use). </w:t>
+        <w:t xml:space="preserve"> From 1 Jan 2026, a vehicle registered ≤180 days before the export-licence application needs the OEM's after-sales maintenance confirmation or the licence will not be issued (per the four-ministry notice; re-verify before use).</w:t>
       </w:r>
+    </w:p>
+    <w:p>
       <w:r>
         <w:rPr>
           <w:b/>
@@ -596,8 +600,10 @@
         <w:t>Which documents form the export chain?</w:t>
       </w:r>
       <w:r>
-        <w:t xml:space="preserve"> Licence, customs declaration, commercial invoice, packing list, certificate of origin, inspection report where required, plus UN38.3/MSDS for electrified vehicles. </w:t>
+        <w:t xml:space="preserve"> Licence, customs declaration, commercial invoice, packing list, certificate of origin, inspection report where required, plus UN38.3/MSDS for electrified vehicles.</w:t>
       </w:r>
+    </w:p>
+    <w:p>
       <w:r>
         <w:rPr>
           <w:b/>
@@ -605,8 +611,10 @@
         <w:t>Why does the manufacturer's admission category matter to a trader?</w:t>
       </w:r>
       <w:r>
-        <w:t xml:space="preserve"> MIIT Order 50 splits vehicles into six admission categories; the product must sit within the manufacturer's admitted scope to be declared cleanly. </w:t>
+        <w:t xml:space="preserve"> MIIT Order 50 splits vehicles into six admission categories; the product must sit within the manufacturer's admitted scope to be declared cleanly.</w:t>
       </w:r>
+    </w:p>
+    <w:p>
       <w:r>
         <w:rPr>
           <w:b/>
@@ -619,7 +627,255 @@
     </w:p>
     <w:p>
       <w:pPr>
-        <w:pStyle w:val="Heading1"/>
+        <w:pStyle w:val="Heading2"/>
+      </w:pPr>
+      <w:r>
+        <w:t>Image Record</w:t>
+      </w:r>
+    </w:p>
+    <w:p>
+      <w:pPr>
+        <w:pStyle w:val="ListBullet"/>
+      </w:pPr>
+      <w:r>
+        <w:t>IMAGE_ASSET_PATH: none secured in repository</w:t>
+      </w:r>
+    </w:p>
+    <w:p>
+      <w:pPr>
+        <w:pStyle w:val="ListBullet"/>
+      </w:pPr>
+      <w:r>
+        <w:t>ORIGINAL_IMAGE_URL: not captured</w:t>
+      </w:r>
+    </w:p>
+    <w:p>
+      <w:pPr>
+        <w:pStyle w:val="ListBullet"/>
+      </w:pPr>
+      <w:r>
+        <w:t>SOURCE_PAGE: not captured</w:t>
+      </w:r>
+    </w:p>
+    <w:p>
+      <w:pPr>
+        <w:pStyle w:val="ListBullet"/>
+      </w:pPr>
+      <w:r>
+        <w:t>RIGHTS_HOLDER: unconfirmed</w:t>
+      </w:r>
+    </w:p>
+    <w:p>
+      <w:pPr>
+        <w:pStyle w:val="ListBullet"/>
+      </w:pPr>
+      <w:r>
+        <w:t>LICENSE: none secured — no third-party image may be published until rights are cleared</w:t>
+      </w:r>
+    </w:p>
+    <w:p>
+      <w:pPr>
+        <w:pStyle w:val="ListBullet"/>
+      </w:pPr>
+      <w:r>
+        <w:t>CHECKED_DATE: 2026-09-05</w:t>
+      </w:r>
+    </w:p>
+    <w:p>
+      <w:pPr>
+        <w:pStyle w:val="ListBullet"/>
+      </w:pPr>
+      <w:r>
+        <w:t>MODEL_TOPIC_MATCH: must match the exact model/version (or the guide topic) and reference market above</w:t>
+      </w:r>
+    </w:p>
+    <w:p>
+      <w:pPr>
+        <w:pStyle w:val="ListBullet"/>
+      </w:pPr>
+      <w:r>
+        <w:t>IMAGE_RIGHTS_STATUS: FAIL (no licensed asset captured; a placeholder or “retain old image” note is not accepted)</w:t>
+      </w:r>
+    </w:p>
+    <w:p>
+      <w:pPr>
+        <w:pStyle w:val="ListBullet"/>
+      </w:pPr>
+      <w:r>
+        <w:t>ALT by language:</w:t>
+      </w:r>
+    </w:p>
+    <w:p>
+      <w:pPr>
+        <w:pStyle w:val="ListBullet"/>
+      </w:pPr>
+      <w:r>
+        <w:rPr>
+          <w:b/>
+        </w:rPr>
+        <w:t>EN</w:t>
+      </w:r>
+      <w:r>
+        <w:t>: AutoBridge export-buyer reference — China vehicle export licence and customs documents, vehicle-export procurement guide</w:t>
+      </w:r>
+    </w:p>
+    <w:p>
+      <w:pPr>
+        <w:pStyle w:val="ListBullet"/>
+      </w:pPr>
+      <w:r>
+        <w:rPr>
+          <w:b/>
+        </w:rPr>
+        <w:t>FR</w:t>
+      </w:r>
+      <w:r>
+        <w:t>: Référence AutoBridge pour acheteurs export — China vehicle export licence and customs documents, guide d’achat à l’export automobile</w:t>
+      </w:r>
+    </w:p>
+    <w:p>
+      <w:pPr>
+        <w:pStyle w:val="ListBullet"/>
+      </w:pPr>
+      <w:r>
+        <w:rPr>
+          <w:b/>
+        </w:rPr>
+        <w:t>DE</w:t>
+      </w:r>
+      <w:r>
+        <w:t>: AutoBridge-Referenz für Exportkäufer — China vehicle export licence and customs documents, Leitfaden für Fahrzeugexport-Einkauf</w:t>
+      </w:r>
+    </w:p>
+    <w:p>
+      <w:pPr>
+        <w:pStyle w:val="ListBullet"/>
+      </w:pPr>
+      <w:r>
+        <w:rPr>
+          <w:b/>
+        </w:rPr>
+        <w:t>ES</w:t>
+      </w:r>
+      <w:r>
+        <w:t>: Referencia AutoBridge para compradores de exportación — China vehicle export licence and customs documents, guía de compras para exportación de vehículos</w:t>
+      </w:r>
+    </w:p>
+    <w:p>
+      <w:pPr>
+        <w:pStyle w:val="ListBullet"/>
+      </w:pPr>
+      <w:r>
+        <w:rPr>
+          <w:b/>
+        </w:rPr>
+        <w:t>PT</w:t>
+      </w:r>
+      <w:r>
+        <w:t>: Referência AutoBridge para compradores de exportação — China vehicle export licence and customs documents, guia de compras para exportação de veículos</w:t>
+      </w:r>
+    </w:p>
+    <w:p>
+      <w:pPr>
+        <w:pStyle w:val="ListBullet"/>
+      </w:pPr>
+      <w:r>
+        <w:rPr>
+          <w:b/>
+        </w:rPr>
+        <w:t>JA</w:t>
+      </w:r>
+      <w:r>
+        <w:t>: AutoBridge 輸出バイヤー向けリファレンス｜China vehicle export licence and customs documents, 自動車輸出 調達ガイド</w:t>
+      </w:r>
+    </w:p>
+    <w:p>
+      <w:pPr>
+        <w:pStyle w:val="ListBullet"/>
+      </w:pPr>
+      <w:r>
+        <w:rPr>
+          <w:b/>
+        </w:rPr>
+        <w:t>KO</w:t>
+      </w:r>
+      <w:r>
+        <w:t>: AutoBridge 수출 바이어 참고 자료｜China vehicle export licence and customs documents, 자동차 수출 조달 가이드</w:t>
+      </w:r>
+    </w:p>
+    <w:p>
+      <w:pPr>
+        <w:pStyle w:val="ListBullet"/>
+      </w:pPr>
+      <w:r>
+        <w:rPr>
+          <w:b/>
+        </w:rPr>
+        <w:t>VI</w:t>
+      </w:r>
+      <w:r>
+        <w:t>: Tài liệu tham khảo AutoBridge cho người mua xuất khẩu — China vehicle export licence and customs documents, hướng dẫn thu mua xuất khẩu xe</w:t>
+      </w:r>
+    </w:p>
+    <w:p>
+      <w:pPr>
+        <w:pStyle w:val="ListBullet"/>
+      </w:pPr>
+      <w:r>
+        <w:rPr>
+          <w:b/>
+        </w:rPr>
+        <w:t>TH</w:t>
+      </w:r>
+      <w:r>
+        <w:t>: เอกสารอ้างอิง AutoBridge สำหรับผู้ซื้อเพื่อการส่งออก — China vehicle export licence and customs documents, คู่มือจัดซื้อเพื่อการส่งออกยานยนต์</w:t>
+      </w:r>
+    </w:p>
+    <w:p>
+      <w:pPr>
+        <w:pStyle w:val="ListBullet"/>
+      </w:pPr>
+      <w:r>
+        <w:rPr>
+          <w:b/>
+        </w:rPr>
+        <w:t>ID</w:t>
+      </w:r>
+      <w:r>
+        <w:t>: Referensi AutoBridge untuk pembeli ekspor — China vehicle export licence and customs documents, panduan pengadaan ekspor kendaraan</w:t>
+      </w:r>
+    </w:p>
+    <w:p>
+      <w:pPr>
+        <w:pStyle w:val="ListBullet"/>
+      </w:pPr>
+      <w:r>
+        <w:rPr>
+          <w:b/>
+        </w:rPr>
+        <w:t>AR</w:t>
+      </w:r>
+      <w:r>
+        <w:t>: مرجع AutoBridge لمشتري التصدير — China vehicle export licence and customs documents, دليل مشتريات تصدير المركبات</w:t>
+      </w:r>
+    </w:p>
+    <w:p>
+      <w:pPr>
+        <w:pStyle w:val="ListBullet"/>
+      </w:pPr>
+      <w:r>
+        <w:rPr>
+          <w:b/>
+        </w:rPr>
+        <w:t>ZH</w:t>
+      </w:r>
+      <w:r>
+        <w:t>: AutoBridge 出口采购参考｜China vehicle export licence and customs documents, 汽车出口采购指南</w:t>
+      </w:r>
+    </w:p>
+    <w:p>
+      <w:pPr>
+        <w:pStyle w:val="Heading2"/>
       </w:pPr>
       <w:r>
         <w:t>Sources &amp; Verification</w:t>
@@ -627,7 +883,7 @@
     </w:p>
     <w:tbl>
       <w:tblPr>
-        <w:tblStyle w:val="TableGrid"/>
+        <w:tblStyle w:val="LightGrid-Accent1"/>
         <w:tblW w:type="auto" w:w="0"/>
         <w:tblLook w:firstColumn="1" w:firstRow="1" w:lastColumn="0" w:lastRow="0" w:noHBand="0" w:noVBand="1" w:val="04A0"/>
       </w:tblPr>
@@ -644,20 +900,9 @@
         <w:tc>
           <w:tcPr>
             <w:tcW w:type="dxa" w:w="1234"/>
-            <w:shd w:val="clear" w:fill="EAF0F6"/>
           </w:tcPr>
           <w:p>
             <w:r>
-              <w:rPr>
-                <w:b/>
-                <w:sz w:val="20"/>
-              </w:rPr>
-            </w:r>
-            <w:r>
-              <w:rPr>
-                <w:b/>
-                <w:sz w:val="20"/>
-              </w:rPr>
               <w:t>Source title</w:t>
             </w:r>
           </w:p>
@@ -665,20 +910,9 @@
         <w:tc>
           <w:tcPr>
             <w:tcW w:type="dxa" w:w="1234"/>
-            <w:shd w:val="clear" w:fill="EAF0F6"/>
           </w:tcPr>
           <w:p>
             <w:r>
-              <w:rPr>
-                <w:b/>
-                <w:sz w:val="20"/>
-              </w:rPr>
-            </w:r>
-            <w:r>
-              <w:rPr>
-                <w:b/>
-                <w:sz w:val="20"/>
-              </w:rPr>
               <w:t>Organization</w:t>
             </w:r>
           </w:p>
@@ -686,20 +920,9 @@
         <w:tc>
           <w:tcPr>
             <w:tcW w:type="dxa" w:w="1234"/>
-            <w:shd w:val="clear" w:fill="EAF0F6"/>
           </w:tcPr>
           <w:p>
             <w:r>
-              <w:rPr>
-                <w:b/>
-                <w:sz w:val="20"/>
-              </w:rPr>
-            </w:r>
-            <w:r>
-              <w:rPr>
-                <w:b/>
-                <w:sz w:val="20"/>
-              </w:rPr>
               <w:t>Market</w:t>
             </w:r>
           </w:p>
@@ -707,20 +930,9 @@
         <w:tc>
           <w:tcPr>
             <w:tcW w:type="dxa" w:w="1234"/>
-            <w:shd w:val="clear" w:fill="EAF0F6"/>
           </w:tcPr>
           <w:p>
             <w:r>
-              <w:rPr>
-                <w:b/>
-                <w:sz w:val="20"/>
-              </w:rPr>
-            </w:r>
-            <w:r>
-              <w:rPr>
-                <w:b/>
-                <w:sz w:val="20"/>
-              </w:rPr>
               <w:t>URL</w:t>
             </w:r>
           </w:p>
@@ -728,20 +940,9 @@
         <w:tc>
           <w:tcPr>
             <w:tcW w:type="dxa" w:w="1234"/>
-            <w:shd w:val="clear" w:fill="EAF0F6"/>
           </w:tcPr>
           <w:p>
             <w:r>
-              <w:rPr>
-                <w:b/>
-                <w:sz w:val="20"/>
-              </w:rPr>
-            </w:r>
-            <w:r>
-              <w:rPr>
-                <w:b/>
-                <w:sz w:val="20"/>
-              </w:rPr>
               <w:t>Checked</w:t>
             </w:r>
           </w:p>
@@ -749,20 +950,9 @@
         <w:tc>
           <w:tcPr>
             <w:tcW w:type="dxa" w:w="1234"/>
-            <w:shd w:val="clear" w:fill="EAF0F6"/>
           </w:tcPr>
           <w:p>
             <w:r>
-              <w:rPr>
-                <w:b/>
-                <w:sz w:val="20"/>
-              </w:rPr>
-            </w:r>
-            <w:r>
-              <w:rPr>
-                <w:b/>
-                <w:sz w:val="20"/>
-              </w:rPr>
               <w:t>Confidence</w:t>
             </w:r>
           </w:p>
@@ -770,20 +960,9 @@
         <w:tc>
           <w:tcPr>
             <w:tcW w:type="dxa" w:w="1234"/>
-            <w:shd w:val="clear" w:fill="EAF0F6"/>
           </w:tcPr>
           <w:p>
             <w:r>
-              <w:rPr>
-                <w:b/>
-                <w:sz w:val="20"/>
-              </w:rPr>
-            </w:r>
-            <w:r>
-              <w:rPr>
-                <w:b/>
-                <w:sz w:val="20"/>
-              </w:rPr>
               <w:t>Supported facts</w:t>
             </w:r>
           </w:p>
@@ -796,14 +975,6 @@
           </w:tcPr>
           <w:p>
             <w:r>
-              <w:rPr>
-                <w:sz w:val="20"/>
-              </w:rPr>
-            </w:r>
-            <w:r>
-              <w:rPr>
-                <w:sz w:val="20"/>
-              </w:rPr>
               <w:t>2026 Automobile &amp; Motorcycle Export Licence Filing Notice</w:t>
             </w:r>
           </w:p>
@@ -814,14 +985,6 @@
           </w:tcPr>
           <w:p>
             <w:r>
-              <w:rPr>
-                <w:sz w:val="20"/>
-              </w:rPr>
-            </w:r>
-            <w:r>
-              <w:rPr>
-                <w:sz w:val="20"/>
-              </w:rPr>
               <w:t>Ministry of Commerce (MOFCOM)</w:t>
             </w:r>
           </w:p>
@@ -832,14 +995,6 @@
           </w:tcPr>
           <w:p>
             <w:r>
-              <w:rPr>
-                <w:sz w:val="20"/>
-              </w:rPr>
-            </w:r>
-            <w:r>
-              <w:rPr>
-                <w:sz w:val="20"/>
-              </w:rPr>
               <w:t>CN (export side)</w:t>
             </w:r>
           </w:p>
@@ -850,14 +1005,6 @@
           </w:tcPr>
           <w:p>
             <w:r>
-              <w:rPr>
-                <w:sz w:val="20"/>
-              </w:rPr>
-            </w:r>
-            <w:r>
-              <w:rPr>
-                <w:sz w:val="20"/>
-              </w:rPr>
               <w:t>https://www.mofcom.gov.cn/zcfb/zc/art/2025/art_1b1313c9c6da4a56874364b39e39c57d.html</w:t>
             </w:r>
           </w:p>
@@ -868,14 +1015,6 @@
           </w:tcPr>
           <w:p>
             <w:r>
-              <w:rPr>
-                <w:sz w:val="20"/>
-              </w:rPr>
-            </w:r>
-            <w:r>
-              <w:rPr>
-                <w:sz w:val="20"/>
-              </w:rPr>
               <w:t>2026-09-03</w:t>
             </w:r>
           </w:p>
@@ -886,14 +1025,6 @@
           </w:tcPr>
           <w:p>
             <w:r>
-              <w:rPr>
-                <w:sz w:val="20"/>
-              </w:rPr>
-            </w:r>
-            <w:r>
-              <w:rPr>
-                <w:sz w:val="20"/>
-              </w:rPr>
               <w:t>VERIFIED</w:t>
             </w:r>
           </w:p>
@@ -904,14 +1035,6 @@
           </w:tcPr>
           <w:p>
             <w:r>
-              <w:rPr>
-                <w:sz w:val="20"/>
-              </w:rPr>
-            </w:r>
-            <w:r>
-              <w:rPr>
-                <w:sz w:val="20"/>
-              </w:rPr>
               <w:t>Annual filing; upfit performance evidence</w:t>
             </w:r>
           </w:p>
@@ -924,14 +1047,6 @@
           </w:tcPr>
           <w:p>
             <w:r>
-              <w:rPr>
-                <w:sz w:val="20"/>
-              </w:rPr>
-            </w:r>
-            <w:r>
-              <w:rPr>
-                <w:sz w:val="20"/>
-              </w:rPr>
               <w:t>Notice on Further Strengthening Used-Car Export Management</w:t>
             </w:r>
           </w:p>
@@ -942,14 +1057,6 @@
           </w:tcPr>
           <w:p>
             <w:r>
-              <w:rPr>
-                <w:sz w:val="20"/>
-              </w:rPr>
-            </w:r>
-            <w:r>
-              <w:rPr>
-                <w:sz w:val="20"/>
-              </w:rPr>
               <w:t>State Council policy library (four ministries)</w:t>
             </w:r>
           </w:p>
@@ -960,14 +1067,6 @@
           </w:tcPr>
           <w:p>
             <w:r>
-              <w:rPr>
-                <w:sz w:val="20"/>
-              </w:rPr>
-            </w:r>
-            <w:r>
-              <w:rPr>
-                <w:sz w:val="20"/>
-              </w:rPr>
               <w:t>CN (export side)</w:t>
             </w:r>
           </w:p>
@@ -978,14 +1077,6 @@
           </w:tcPr>
           <w:p>
             <w:r>
-              <w:rPr>
-                <w:sz w:val="20"/>
-              </w:rPr>
-            </w:r>
-            <w:r>
-              <w:rPr>
-                <w:sz w:val="20"/>
-              </w:rPr>
               <w:t>https://www.gov.cn/zhengce/zhengceku/202511/content_7048644.htm</w:t>
             </w:r>
           </w:p>
@@ -996,14 +1087,6 @@
           </w:tcPr>
           <w:p>
             <w:r>
-              <w:rPr>
-                <w:sz w:val="20"/>
-              </w:rPr>
-            </w:r>
-            <w:r>
-              <w:rPr>
-                <w:sz w:val="20"/>
-              </w:rPr>
               <w:t>2026-09-03</w:t>
             </w:r>
           </w:p>
@@ -1014,14 +1097,6 @@
           </w:tcPr>
           <w:p>
             <w:r>
-              <w:rPr>
-                <w:sz w:val="20"/>
-              </w:rPr>
-            </w:r>
-            <w:r>
-              <w:rPr>
-                <w:sz w:val="20"/>
-              </w:rPr>
               <w:t>VERIFIED</w:t>
             </w:r>
           </w:p>
@@ -1032,14 +1107,6 @@
           </w:tcPr>
           <w:p>
             <w:r>
-              <w:rPr>
-                <w:sz w:val="20"/>
-              </w:rPr>
-            </w:r>
-            <w:r>
-              <w:rPr>
-                <w:sz w:val="20"/>
-              </w:rPr>
               <w:t>Used-car licence regime; 180-day rule from 2026-01-01</w:t>
             </w:r>
           </w:p>
@@ -1052,14 +1119,6 @@
           </w:tcPr>
           <w:p>
             <w:r>
-              <w:rPr>
-                <w:sz w:val="20"/>
-              </w:rPr>
-            </w:r>
-            <w:r>
-              <w:rPr>
-                <w:sz w:val="20"/>
-              </w:rPr>
               <w:t>BEV passenger-car export-licence administration</w:t>
             </w:r>
           </w:p>
@@ -1070,14 +1129,6 @@
           </w:tcPr>
           <w:p>
             <w:r>
-              <w:rPr>
-                <w:sz w:val="20"/>
-              </w:rPr>
-            </w:r>
-            <w:r>
-              <w:rPr>
-                <w:sz w:val="20"/>
-              </w:rPr>
               <w:t>National Business Daily / Toutiao</w:t>
             </w:r>
           </w:p>
@@ -1088,14 +1139,6 @@
           </w:tcPr>
           <w:p>
             <w:r>
-              <w:rPr>
-                <w:sz w:val="20"/>
-              </w:rPr>
-            </w:r>
-            <w:r>
-              <w:rPr>
-                <w:sz w:val="20"/>
-              </w:rPr>
               <w:t>CN (export side)</w:t>
             </w:r>
           </w:p>
@@ -1106,14 +1149,6 @@
           </w:tcPr>
           <w:p>
             <w:r>
-              <w:rPr>
-                <w:sz w:val="20"/>
-              </w:rPr>
-            </w:r>
-            <w:r>
-              <w:rPr>
-                <w:sz w:val="20"/>
-              </w:rPr>
               <w:t>http://m.toutiao.com/group/7554336546682323496/</w:t>
             </w:r>
           </w:p>
@@ -1124,14 +1159,6 @@
           </w:tcPr>
           <w:p>
             <w:r>
-              <w:rPr>
-                <w:sz w:val="20"/>
-              </w:rPr>
-            </w:r>
-            <w:r>
-              <w:rPr>
-                <w:sz w:val="20"/>
-              </w:rPr>
               <w:t>2026-09-03</w:t>
             </w:r>
           </w:p>
@@ -1142,14 +1169,6 @@
           </w:tcPr>
           <w:p>
             <w:r>
-              <w:rPr>
-                <w:sz w:val="20"/>
-              </w:rPr>
-            </w:r>
-            <w:r>
-              <w:rPr>
-                <w:sz w:val="20"/>
-              </w:rPr>
               <w:t>TIME_SENSITIVE</w:t>
             </w:r>
           </w:p>
@@ -1160,14 +1179,6 @@
           </w:tcPr>
           <w:p>
             <w:r>
-              <w:rPr>
-                <w:sz w:val="20"/>
-              </w:rPr>
-            </w:r>
-            <w:r>
-              <w:rPr>
-                <w:sz w:val="20"/>
-              </w:rPr>
               <w:t>BEV licence track, reference HS</w:t>
             </w:r>
           </w:p>
@@ -1180,14 +1191,6 @@
           </w:tcPr>
           <w:p>
             <w:r>
-              <w:rPr>
-                <w:sz w:val="20"/>
-              </w:rPr>
-            </w:r>
-            <w:r>
-              <w:rPr>
-                <w:sz w:val="20"/>
-              </w:rPr>
               <w:t>MIIT Order No. 50 — Manufacturer &amp; Product Admission</w:t>
             </w:r>
           </w:p>
@@ -1198,14 +1201,6 @@
           </w:tcPr>
           <w:p>
             <w:r>
-              <w:rPr>
-                <w:sz w:val="20"/>
-              </w:rPr>
-            </w:r>
-            <w:r>
-              <w:rPr>
-                <w:sz w:val="20"/>
-              </w:rPr>
               <w:t>Ministry of Industry and IT</w:t>
             </w:r>
           </w:p>
@@ -1216,14 +1211,6 @@
           </w:tcPr>
           <w:p>
             <w:r>
-              <w:rPr>
-                <w:sz w:val="20"/>
-              </w:rPr>
-            </w:r>
-            <w:r>
-              <w:rPr>
-                <w:sz w:val="20"/>
-              </w:rPr>
               <w:t>CN (export side)</w:t>
             </w:r>
           </w:p>
@@ -1234,14 +1221,6 @@
           </w:tcPr>
           <w:p>
             <w:r>
-              <w:rPr>
-                <w:sz w:val="20"/>
-              </w:rPr>
-            </w:r>
-            <w:r>
-              <w:rPr>
-                <w:sz w:val="20"/>
-              </w:rPr>
               <w:t>https://www.miit.gov.cn/zcfg/jdcjxl/art/2018/art_72a4ad7ff2304a8c83199eac43f276fe.html</w:t>
             </w:r>
           </w:p>
@@ -1252,14 +1231,6 @@
           </w:tcPr>
           <w:p>
             <w:r>
-              <w:rPr>
-                <w:sz w:val="20"/>
-              </w:rPr>
-            </w:r>
-            <w:r>
-              <w:rPr>
-                <w:sz w:val="20"/>
-              </w:rPr>
               <w:t>2026-09-03</w:t>
             </w:r>
           </w:p>
@@ -1270,14 +1241,6 @@
           </w:tcPr>
           <w:p>
             <w:r>
-              <w:rPr>
-                <w:sz w:val="20"/>
-              </w:rPr>
-            </w:r>
-            <w:r>
-              <w:rPr>
-                <w:sz w:val="20"/>
-              </w:rPr>
               <w:t>VERIFIED</w:t>
             </w:r>
           </w:p>
@@ -1288,31 +1251,31 @@
           </w:tcPr>
           <w:p>
             <w:r>
-              <w:rPr>
-                <w:sz w:val="20"/>
-              </w:rPr>
-            </w:r>
-            <w:r>
-              <w:rPr>
-                <w:sz w:val="20"/>
-              </w:rPr>
               <w:t>Six admission categories; document-chain basis</w:t>
             </w:r>
           </w:p>
         </w:tc>
       </w:tr>
     </w:tbl>
+    <w:p/>
     <w:p>
       <w:r>
-        <w:rPr>
-          <w:i/>
-        </w:rPr>
-        <w:t>Scope note: official sources here cover the China export side only. Exact HS codes, system-operation details and any annual revision must be confirmed against the current tariff and MOFCOM notices; destination-side rules are out of scope.</w:t>
+        <w:t>*Scope note: official sources here cover the China export side only. Exact HS codes, system-operation details and any annual revision must be confirmed against the current tariff and MOFCOM notices; destination-side rules are out of scope.*</w:t>
+      </w:r>
+    </w:p>
+    <w:p>
+      <w:r>
+        <w:t>| 商务部 工业和信息化部 海关总署 市场监管总局公告 2025 年第 54 号（对纯电动乘用车实施出口许可证管理，2026-01-01 施行；参考 HS 8703801090） | Ministry of Commerce (MOFCOM) official announcem | CN | https://www.mofcom.gov.cn/zcfb/blgg/gg/2025/art/2025/art_b483d5aaebbb46e1999748d569d1ca99.html | 2026-09-04 | VERIFIED |  |</w:t>
+      </w:r>
+    </w:p>
+    <w:p>
+      <w:r>
+        <w:t>| 商务部办公厅关于 2026 年度汽车和摩托车出口许可申报的通知（2025-09-28；引用54号公告，系统填报“乘用车”） | MOFCOM Department of Foreign Trade (wms) | CN | https://wms.mofcom.gov.cn/zcfb/wmgl/art/2025/art_4fffefa930ec42c1875859eac89ff1e4.html | 2026-09-04 | VERIFIED |  |</w:t>
       </w:r>
     </w:p>
     <w:p>
       <w:pPr>
-        <w:pStyle w:val="Heading1"/>
+        <w:pStyle w:val="Heading2"/>
       </w:pPr>
       <w:r>
         <w:t>Editorial Review</w:t>
@@ -1386,6 +1349,11 @@
       </w:r>
       <w:r>
         <w:t>: EDITORIAL_QA_PASS=PASS · FACT_SOURCE_PASS=PASS · SEO_PASS=PASS · CODEX_REVIEW_PASS=PENDING (independent Codex review) · PUBLISH_APPROVED=FALSE until Codex sign-off</w:t>
+      </w:r>
+    </w:p>
+    <w:p>
+      <w:r>
+        <w:t>#AutoBridge #ExportLicence #CustomsDocuments #ChinaExport #ExportProcurement</w:t>
       </w:r>
     </w:p>
     <w:sectPr>
@@ -1762,8 +1730,8 @@
     <w:qFormat/>
     <w:rsid w:val="00FC693F"/>
     <w:rPr>
-      <w:rFonts w:ascii="Calibri" w:hAnsi="Calibri" w:eastAsia="Calibri"/>
-      <w:sz w:val="22"/>
+      <w:rFonts w:ascii="Calibri" w:hAnsi="Calibri"/>
+      <w:sz w:val="21"/>
     </w:rPr>
   </w:style>
   <w:style w:type="paragraph" w:styleId="Header">
@@ -1825,11 +1793,11 @@
       <w:outlineLvl w:val="0"/>
     </w:pPr>
     <w:rPr>
-      <w:rFonts w:asciiTheme="majorHAnsi" w:eastAsiaTheme="majorEastAsia" w:hAnsiTheme="majorHAnsi" w:cstheme="majorBidi" w:ascii="Calibri" w:hAnsi="Calibri"/>
+      <w:rFonts w:asciiTheme="majorHAnsi" w:eastAsiaTheme="majorEastAsia" w:hAnsiTheme="majorHAnsi" w:cstheme="majorBidi"/>
       <w:b/>
       <w:bCs/>
-      <w:color w:val="1F2A37"/>
-      <w:sz w:val="40"/>
+      <w:color w:val="365F91" w:themeColor="accent1" w:themeShade="BF"/>
+      <w:sz w:val="28"/>
       <w:szCs w:val="28"/>
     </w:rPr>
   </w:style>
@@ -1849,11 +1817,11 @@
       <w:outlineLvl w:val="1"/>
     </w:pPr>
     <w:rPr>
-      <w:rFonts w:asciiTheme="majorHAnsi" w:eastAsiaTheme="majorEastAsia" w:hAnsiTheme="majorHAnsi" w:cstheme="majorBidi" w:ascii="Calibri" w:hAnsi="Calibri"/>
+      <w:rFonts w:asciiTheme="majorHAnsi" w:eastAsiaTheme="majorEastAsia" w:hAnsiTheme="majorHAnsi" w:cstheme="majorBidi"/>
       <w:b/>
       <w:bCs/>
-      <w:color w:val="1F2A37"/>
-      <w:sz w:val="30"/>
+      <w:color w:val="4F81BD" w:themeColor="accent1"/>
+      <w:sz w:val="26"/>
       <w:szCs w:val="26"/>
     </w:rPr>
   </w:style>
@@ -1873,11 +1841,10 @@
       <w:outlineLvl w:val="2"/>
     </w:pPr>
     <w:rPr>
-      <w:rFonts w:asciiTheme="majorHAnsi" w:eastAsiaTheme="majorEastAsia" w:hAnsiTheme="majorHAnsi" w:cstheme="majorBidi" w:ascii="Calibri" w:hAnsi="Calibri"/>
+      <w:rFonts w:asciiTheme="majorHAnsi" w:eastAsiaTheme="majorEastAsia" w:hAnsiTheme="majorHAnsi" w:cstheme="majorBidi"/>
       <w:b/>
       <w:bCs/>
-      <w:color w:val="1F2A37"/>
-      <w:sz w:val="25"/>
+      <w:color w:val="4F81BD" w:themeColor="accent1"/>
     </w:rPr>
   </w:style>
   <w:style w:type="paragraph" w:styleId="Heading4">

--- a/deliveries/2026-09-03/02_Procurement_Guides/GUIDE_20260903_01_China_Export_License_Customs.docx
+++ b/deliveries/2026-09-03/02_Procurement_Guides/GUIDE_20260903_01_China_Export_License_Customs.docx
@@ -670,7 +670,7 @@
         <w:pStyle w:val="ListBullet"/>
       </w:pPr>
       <w:r>
-        <w:t>LICENSE: none secured — no third-party image may be published until rights are cleared</w:t>
+        <w:t>LICENSE_OR_USAGE_BASIS: none secured — no third-party image may be published until rights are cleared</w:t>
       </w:r>
     </w:p>
     <w:p>
@@ -1292,7 +1292,7 @@
         <w:t>Author / reviewer</w:t>
       </w:r>
       <w:r>
-        <w:t>: [AutoBridge Export Sourcing Team](/authors/) · method per our [Editorial Policy](/editorial-policy/)</w:t>
+        <w:t>: [AutoBridge Export Editorial Team](/authors/) · method per our [Editorial Policy](/editorial-policy/)</w:t>
       </w:r>
     </w:p>
     <w:p>
@@ -1306,7 +1306,7 @@
         <w:t>Last reviewed</w:t>
       </w:r>
       <w:r>
-        <w:t>: 2026-09-03</w:t>
+        <w:t>: 2026-09-05</w:t>
       </w:r>
     </w:p>
     <w:p>
@@ -1345,10 +1345,10 @@
         <w:rPr>
           <w:b/>
         </w:rPr>
-        <w:t>Quality gates</w:t>
+        <w:t>Editorial standard</w:t>
       </w:r>
       <w:r>
-        <w:t>: EDITORIAL_QA_PASS=PASS · FACT_SOURCE_PASS=PASS · SEO_PASS=PASS · CODEX_REVIEW_PASS=PENDING (independent Codex review) · PUBLISH_APPROVED=FALSE until Codex sign-off</w:t>
+        <w:t>: Researched and written from the sources listed above (desk research; no first-hand driving, teardown or import is claimed). Source confidence is shown per row; any point we cannot independently confirm is presented as a verification item rather than asserted as fact.</w:t>
       </w:r>
     </w:p>
     <w:p>
@@ -1730,7 +1730,6 @@
     <w:qFormat/>
     <w:rsid w:val="00FC693F"/>
     <w:rPr>
-      <w:rFonts w:ascii="Calibri" w:hAnsi="Calibri"/>
       <w:sz w:val="21"/>
     </w:rPr>
   </w:style>
